--- a/docs/cahiers/Cahier_activites_Optique1_Chapitre2.docx
+++ b/docs/cahiers/Cahier_activites_Optique1_Chapitre2.docx
@@ -613,6 +613,29 @@
           <w:sz w:val="22"/>
           <w:szCs w:val="22"/>
         </w:rPr>
+        <w:t xml:space="preserve">Les objectifs spécifiques (OS) et les codes des activités sont ceux du syllabus de l’EC LPCI1221 : par exemple, A21 est la première activité de l’OS2 ; B2 est le bilan du chapitre.</w:t>
+      </w:r>
+    </w:p>
+    <w:p>
+      <w:pPr>
+        <w:spacing w:before="0" w:after="50" w:line="252" w:lineRule="auto"/>
+        <w:ind w:left="284" w:hanging="284"/>
+        <w:jc w:val="both"/>
+      </w:pPr>
+      <w:r>
+        <w:rPr>
+          <w:rFonts w:ascii="Tahoma" w:hAnsi="Tahoma" w:cs="Tahoma" w:eastAsia="Arial Unicode MS"/>
+          <w:sz w:val="22"/>
+          <w:szCs w:val="22"/>
+        </w:rPr>
+        <w:t xml:space="preserve">• </w:t>
+      </w:r>
+      <w:r>
+        <w:rPr>
+          <w:rFonts w:ascii="Tahoma" w:hAnsi="Tahoma" w:cs="Tahoma" w:eastAsia="Arial Unicode MS"/>
+          <w:sz w:val="22"/>
+          <w:szCs w:val="22"/>
+        </w:rPr>
         <w:t xml:space="preserve">Tous les documents cités (support de cours, diaporama, série de TD et corrigé, quiz, exercices d’entraînement, simulations, TP) se trouvent sur la plateforme physiquefacile.github.io.</w:t>
       </w:r>
     </w:p>
@@ -631,7 +654,7 @@
           <w:szCs w:val="24"/>
           <w:u w:val="single"/>
         </w:rPr>
-        <w:t xml:space="preserve">Objectifs spécifiques du chapitre</w:t>
+        <w:t xml:space="preserve">Objectifs spécifiques du syllabus visés (LPCI1221)</w:t>
       </w:r>
     </w:p>
     <w:p>
@@ -654,6 +677,70 @@
           <w:sz w:val="22"/>
           <w:szCs w:val="22"/>
         </w:rPr>
+        <w:t xml:space="preserve">Énoncer les principes fondamentaux de l’optique géométrique.</w:t>
+      </w:r>
+    </w:p>
+    <w:p>
+      <w:pPr>
+        <w:spacing w:before="0" w:after="50" w:line="252" w:lineRule="auto"/>
+        <w:ind w:left="680" w:hanging="680"/>
+        <w:jc w:val="both"/>
+      </w:pPr>
+      <w:r>
+        <w:rPr>
+          <w:rFonts w:ascii="Tahoma" w:hAnsi="Tahoma" w:cs="Tahoma" w:eastAsia="Arial Unicode MS"/>
+          <w:sz w:val="22"/>
+          <w:szCs w:val="22"/>
+        </w:rPr>
+        <w:t xml:space="preserve">OS3 — </w:t>
+      </w:r>
+      <w:r>
+        <w:rPr>
+          <w:rFonts w:ascii="Tahoma" w:hAnsi="Tahoma" w:cs="Tahoma" w:eastAsia="Arial Unicode MS"/>
+          <w:sz w:val="22"/>
+          <w:szCs w:val="22"/>
+        </w:rPr>
+        <w:t xml:space="preserve">Construire les images données par les miroirs et les dioptres.</w:t>
+      </w:r>
+    </w:p>
+    <w:p>
+      <w:pPr>
+        <w:keepNext/>
+        <w:spacing w:before="150" w:after="70" w:line="252" w:lineRule="auto"/>
+        <w:jc w:val="left"/>
+      </w:pPr>
+      <w:r>
+        <w:rPr>
+          <w:rFonts w:ascii="Tahoma" w:hAnsi="Tahoma" w:cs="Tahoma" w:eastAsia="Arial Unicode MS"/>
+          <w:b/>
+          <w:bCs/>
+          <w:sz w:val="24"/>
+          <w:szCs w:val="24"/>
+          <w:u w:val="single"/>
+        </w:rPr>
+        <w:t xml:space="preserve">Résultats d’apprentissage attendus du chapitre</w:t>
+      </w:r>
+    </w:p>
+    <w:p>
+      <w:pPr>
+        <w:spacing w:before="0" w:after="50" w:line="252" w:lineRule="auto"/>
+        <w:ind w:left="680" w:hanging="680"/>
+        <w:jc w:val="both"/>
+      </w:pPr>
+      <w:r>
+        <w:rPr>
+          <w:rFonts w:ascii="Tahoma" w:hAnsi="Tahoma" w:cs="Tahoma" w:eastAsia="Arial Unicode MS"/>
+          <w:sz w:val="22"/>
+          <w:szCs w:val="22"/>
+        </w:rPr>
+        <w:t xml:space="preserve">(OS1) </w:t>
+      </w:r>
+      <w:r>
+        <w:rPr>
+          <w:rFonts w:ascii="Tahoma" w:hAnsi="Tahoma" w:cs="Tahoma" w:eastAsia="Arial Unicode MS"/>
+          <w:sz w:val="22"/>
+          <w:szCs w:val="22"/>
+        </w:rPr>
         <w:t xml:space="preserve">Définir un système optique centré, un objet et une image, et leur caractère réel ou virtuel.</w:t>
       </w:r>
     </w:p>
@@ -669,7 +756,7 @@
           <w:sz w:val="22"/>
           <w:szCs w:val="22"/>
         </w:rPr>
-        <w:t xml:space="preserve">OS2 — </w:t>
+        <w:t xml:space="preserve">(OS1) </w:t>
       </w:r>
       <w:r>
         <w:rPr>
@@ -692,7 +779,7 @@
           <w:sz w:val="22"/>
           <w:szCs w:val="22"/>
         </w:rPr>
-        <w:t xml:space="preserve">OS3 — </w:t>
+        <w:t xml:space="preserve">(OS3) </w:t>
       </w:r>
       <w:r>
         <w:rPr>
@@ -715,7 +802,7 @@
           <w:sz w:val="22"/>
           <w:szCs w:val="22"/>
         </w:rPr>
-        <w:t xml:space="preserve">OS4 — </w:t>
+        <w:t xml:space="preserve">(OS3) </w:t>
       </w:r>
       <w:r>
         <w:rPr>
@@ -738,7 +825,7 @@
           <w:sz w:val="22"/>
           <w:szCs w:val="22"/>
         </w:rPr>
-        <w:t xml:space="preserve">OS5 — </w:t>
+        <w:t xml:space="preserve">(OS3) </w:t>
       </w:r>
       <w:r>
         <w:rPr>
@@ -978,7 +1065,7 @@
                 <w:sz w:val="17"/>
                 <w:szCs w:val="17"/>
               </w:rPr>
-              <w:t xml:space="preserve">A1.1</w:t>
+              <w:t xml:space="preserve">A15</w:t>
             </w:r>
           </w:p>
         </w:tc>
@@ -1103,7 +1190,7 @@
                 <w:sz w:val="17"/>
                 <w:szCs w:val="17"/>
               </w:rPr>
-              <w:t xml:space="preserve">A2.1</w:t>
+              <w:t xml:space="preserve">A16</w:t>
             </w:r>
           </w:p>
         </w:tc>
@@ -1143,7 +1230,7 @@
                 <w:sz w:val="17"/>
                 <w:szCs w:val="17"/>
               </w:rPr>
-              <w:t xml:space="preserve">OS2</w:t>
+              <w:t xml:space="preserve">OS1</w:t>
             </w:r>
           </w:p>
         </w:tc>
@@ -1228,7 +1315,7 @@
                 <w:sz w:val="17"/>
                 <w:szCs w:val="17"/>
               </w:rPr>
-              <w:t xml:space="preserve">A3.1</w:t>
+              <w:t xml:space="preserve">A31</w:t>
             </w:r>
           </w:p>
         </w:tc>
@@ -1353,7 +1440,7 @@
                 <w:sz w:val="17"/>
                 <w:szCs w:val="17"/>
               </w:rPr>
-              <w:t xml:space="preserve">A4.1</w:t>
+              <w:t xml:space="preserve">A32</w:t>
             </w:r>
           </w:p>
         </w:tc>
@@ -1393,7 +1480,7 @@
                 <w:sz w:val="17"/>
                 <w:szCs w:val="17"/>
               </w:rPr>
-              <w:t xml:space="preserve">OS4</w:t>
+              <w:t xml:space="preserve">OS3</w:t>
             </w:r>
           </w:p>
         </w:tc>
@@ -1478,7 +1565,7 @@
                 <w:sz w:val="17"/>
                 <w:szCs w:val="17"/>
               </w:rPr>
-              <w:t xml:space="preserve">A5.1</w:t>
+              <w:t xml:space="preserve">A33</w:t>
             </w:r>
           </w:p>
         </w:tc>
@@ -1518,7 +1605,7 @@
                 <w:sz w:val="17"/>
                 <w:szCs w:val="17"/>
               </w:rPr>
-              <w:t xml:space="preserve">OS5</w:t>
+              <w:t xml:space="preserve">OS3</w:t>
             </w:r>
           </w:p>
         </w:tc>
@@ -1603,7 +1690,7 @@
                 <w:sz w:val="17"/>
                 <w:szCs w:val="17"/>
               </w:rPr>
-              <w:t xml:space="preserve">A5.2</w:t>
+              <w:t xml:space="preserve">B2</w:t>
             </w:r>
           </w:p>
         </w:tc>
@@ -1643,7 +1730,7 @@
                 <w:sz w:val="17"/>
                 <w:szCs w:val="17"/>
               </w:rPr>
-              <w:t xml:space="preserve">OS1–5</w:t>
+              <w:t xml:space="preserve">OS1, OS3</w:t>
             </w:r>
           </w:p>
         </w:tc>
@@ -1796,7 +1883,7 @@
           </w:tcPr>
           <w:p>
             <w:pPr>
-              <w:spacing w:before="0" w:after="0" w:line="252" w:lineRule="auto"/>
+              <w:spacing w:before="0" w:after="60" w:line="252" w:lineRule="auto"/>
               <w:jc w:val="both"/>
             </w:pPr>
             <w:r>
@@ -1806,6 +1893,30 @@
                 <w:szCs w:val="22"/>
               </w:rPr>
               <w:t xml:space="preserve">OS1 — </w:t>
+            </w:r>
+            <w:r>
+              <w:rPr>
+                <w:rFonts w:ascii="Tahoma" w:hAnsi="Tahoma" w:cs="Tahoma" w:eastAsia="Arial Unicode MS"/>
+                <w:sz w:val="22"/>
+                <w:szCs w:val="22"/>
+              </w:rPr>
+              <w:t xml:space="preserve">Énoncer les principes fondamentaux de l’optique géométrique.</w:t>
+            </w:r>
+          </w:p>
+          <w:p>
+            <w:pPr>
+              <w:spacing w:before="0" w:after="0" w:line="252" w:lineRule="auto"/>
+              <w:jc w:val="both"/>
+            </w:pPr>
+            <w:r>
+              <w:rPr>
+                <w:rFonts w:ascii="Tahoma" w:hAnsi="Tahoma" w:cs="Tahoma" w:eastAsia="Arial Unicode MS"/>
+                <w:b/>
+                <w:bCs/>
+                <w:sz w:val="22"/>
+                <w:szCs w:val="22"/>
+              </w:rPr>
+              <w:t xml:space="preserve">Résultat attendu : </w:t>
             </w:r>
             <w:r>
               <w:rPr>
@@ -1842,7 +1953,7 @@
           <w:sz w:val="24"/>
           <w:szCs w:val="24"/>
         </w:rPr>
-        <w:t xml:space="preserve"> A1.1</w:t>
+        <w:t xml:space="preserve"> A15</w:t>
       </w:r>
     </w:p>
     <w:tbl>
@@ -2433,16 +2544,40 @@
           </w:tcPr>
           <w:p>
             <w:pPr>
-              <w:spacing w:before="0" w:after="0" w:line="252" w:lineRule="auto"/>
-              <w:jc w:val="both"/>
-            </w:pPr>
-            <w:r>
-              <w:rPr>
-                <w:rFonts w:ascii="Tahoma" w:hAnsi="Tahoma" w:cs="Tahoma" w:eastAsia="Arial Unicode MS"/>
-                <w:sz w:val="22"/>
-                <w:szCs w:val="22"/>
-              </w:rPr>
-              <w:t xml:space="preserve">OS2 — </w:t>
+              <w:spacing w:before="0" w:after="60" w:line="252" w:lineRule="auto"/>
+              <w:jc w:val="both"/>
+            </w:pPr>
+            <w:r>
+              <w:rPr>
+                <w:rFonts w:ascii="Tahoma" w:hAnsi="Tahoma" w:cs="Tahoma" w:eastAsia="Arial Unicode MS"/>
+                <w:sz w:val="22"/>
+                <w:szCs w:val="22"/>
+              </w:rPr>
+              <w:t xml:space="preserve">OS1 — </w:t>
+            </w:r>
+            <w:r>
+              <w:rPr>
+                <w:rFonts w:ascii="Tahoma" w:hAnsi="Tahoma" w:cs="Tahoma" w:eastAsia="Arial Unicode MS"/>
+                <w:sz w:val="22"/>
+                <w:szCs w:val="22"/>
+              </w:rPr>
+              <w:t xml:space="preserve">Énoncer les principes fondamentaux de l’optique géométrique.</w:t>
+            </w:r>
+          </w:p>
+          <w:p>
+            <w:pPr>
+              <w:spacing w:before="0" w:after="0" w:line="252" w:lineRule="auto"/>
+              <w:jc w:val="both"/>
+            </w:pPr>
+            <w:r>
+              <w:rPr>
+                <w:rFonts w:ascii="Tahoma" w:hAnsi="Tahoma" w:cs="Tahoma" w:eastAsia="Arial Unicode MS"/>
+                <w:b/>
+                <w:bCs/>
+                <w:sz w:val="22"/>
+                <w:szCs w:val="22"/>
+              </w:rPr>
+              <w:t xml:space="preserve">Résultat attendu : </w:t>
             </w:r>
             <w:r>
               <w:rPr>
@@ -2479,7 +2614,7 @@
           <w:sz w:val="24"/>
           <w:szCs w:val="24"/>
         </w:rPr>
-        <w:t xml:space="preserve"> A2.1</w:t>
+        <w:t xml:space="preserve"> A16</w:t>
       </w:r>
     </w:p>
     <w:tbl>
@@ -3046,7 +3181,7 @@
           </w:tcPr>
           <w:p>
             <w:pPr>
-              <w:spacing w:before="0" w:after="0" w:line="252" w:lineRule="auto"/>
+              <w:spacing w:before="0" w:after="60" w:line="252" w:lineRule="auto"/>
               <w:jc w:val="both"/>
             </w:pPr>
             <w:r>
@@ -3056,6 +3191,30 @@
                 <w:szCs w:val="22"/>
               </w:rPr>
               <w:t xml:space="preserve">OS3 — </w:t>
+            </w:r>
+            <w:r>
+              <w:rPr>
+                <w:rFonts w:ascii="Tahoma" w:hAnsi="Tahoma" w:cs="Tahoma" w:eastAsia="Arial Unicode MS"/>
+                <w:sz w:val="22"/>
+                <w:szCs w:val="22"/>
+              </w:rPr>
+              <w:t xml:space="preserve">Construire les images données par les miroirs et les dioptres.</w:t>
+            </w:r>
+          </w:p>
+          <w:p>
+            <w:pPr>
+              <w:spacing w:before="0" w:after="0" w:line="252" w:lineRule="auto"/>
+              <w:jc w:val="both"/>
+            </w:pPr>
+            <w:r>
+              <w:rPr>
+                <w:rFonts w:ascii="Tahoma" w:hAnsi="Tahoma" w:cs="Tahoma" w:eastAsia="Arial Unicode MS"/>
+                <w:b/>
+                <w:bCs/>
+                <w:sz w:val="22"/>
+                <w:szCs w:val="22"/>
+              </w:rPr>
+              <w:t xml:space="preserve">Résultat attendu : </w:t>
             </w:r>
             <w:r>
               <w:rPr>
@@ -3092,7 +3251,7 @@
           <w:sz w:val="24"/>
           <w:szCs w:val="24"/>
         </w:rPr>
-        <w:t xml:space="preserve"> A3.1</w:t>
+        <w:t xml:space="preserve"> A31</w:t>
       </w:r>
     </w:p>
     <w:tbl>
@@ -3693,16 +3852,40 @@
           </w:tcPr>
           <w:p>
             <w:pPr>
-              <w:spacing w:before="0" w:after="0" w:line="252" w:lineRule="auto"/>
-              <w:jc w:val="both"/>
-            </w:pPr>
-            <w:r>
-              <w:rPr>
-                <w:rFonts w:ascii="Tahoma" w:hAnsi="Tahoma" w:cs="Tahoma" w:eastAsia="Arial Unicode MS"/>
-                <w:sz w:val="22"/>
-                <w:szCs w:val="22"/>
-              </w:rPr>
-              <w:t xml:space="preserve">OS4 — </w:t>
+              <w:spacing w:before="0" w:after="60" w:line="252" w:lineRule="auto"/>
+              <w:jc w:val="both"/>
+            </w:pPr>
+            <w:r>
+              <w:rPr>
+                <w:rFonts w:ascii="Tahoma" w:hAnsi="Tahoma" w:cs="Tahoma" w:eastAsia="Arial Unicode MS"/>
+                <w:sz w:val="22"/>
+                <w:szCs w:val="22"/>
+              </w:rPr>
+              <w:t xml:space="preserve">OS3 — </w:t>
+            </w:r>
+            <w:r>
+              <w:rPr>
+                <w:rFonts w:ascii="Tahoma" w:hAnsi="Tahoma" w:cs="Tahoma" w:eastAsia="Arial Unicode MS"/>
+                <w:sz w:val="22"/>
+                <w:szCs w:val="22"/>
+              </w:rPr>
+              <w:t xml:space="preserve">Construire les images données par les miroirs et les dioptres.</w:t>
+            </w:r>
+          </w:p>
+          <w:p>
+            <w:pPr>
+              <w:spacing w:before="0" w:after="0" w:line="252" w:lineRule="auto"/>
+              <w:jc w:val="both"/>
+            </w:pPr>
+            <w:r>
+              <w:rPr>
+                <w:rFonts w:ascii="Tahoma" w:hAnsi="Tahoma" w:cs="Tahoma" w:eastAsia="Arial Unicode MS"/>
+                <w:b/>
+                <w:bCs/>
+                <w:sz w:val="22"/>
+                <w:szCs w:val="22"/>
+              </w:rPr>
+              <w:t xml:space="preserve">Résultat attendu : </w:t>
             </w:r>
             <w:r>
               <w:rPr>
@@ -3739,7 +3922,7 @@
           <w:sz w:val="24"/>
           <w:szCs w:val="24"/>
         </w:rPr>
-        <w:t xml:space="preserve"> A4.1</w:t>
+        <w:t xml:space="preserve"> A32</w:t>
       </w:r>
     </w:p>
     <w:tbl>
@@ -4444,16 +4627,40 @@
           </w:tcPr>
           <w:p>
             <w:pPr>
-              <w:spacing w:before="0" w:after="0" w:line="252" w:lineRule="auto"/>
-              <w:jc w:val="both"/>
-            </w:pPr>
-            <w:r>
-              <w:rPr>
-                <w:rFonts w:ascii="Tahoma" w:hAnsi="Tahoma" w:cs="Tahoma" w:eastAsia="Arial Unicode MS"/>
-                <w:sz w:val="22"/>
-                <w:szCs w:val="22"/>
-              </w:rPr>
-              <w:t xml:space="preserve">OS5 — </w:t>
+              <w:spacing w:before="0" w:after="60" w:line="252" w:lineRule="auto"/>
+              <w:jc w:val="both"/>
+            </w:pPr>
+            <w:r>
+              <w:rPr>
+                <w:rFonts w:ascii="Tahoma" w:hAnsi="Tahoma" w:cs="Tahoma" w:eastAsia="Arial Unicode MS"/>
+                <w:sz w:val="22"/>
+                <w:szCs w:val="22"/>
+              </w:rPr>
+              <w:t xml:space="preserve">OS3 — </w:t>
+            </w:r>
+            <w:r>
+              <w:rPr>
+                <w:rFonts w:ascii="Tahoma" w:hAnsi="Tahoma" w:cs="Tahoma" w:eastAsia="Arial Unicode MS"/>
+                <w:sz w:val="22"/>
+                <w:szCs w:val="22"/>
+              </w:rPr>
+              <w:t xml:space="preserve">Construire les images données par les miroirs et les dioptres.</w:t>
+            </w:r>
+          </w:p>
+          <w:p>
+            <w:pPr>
+              <w:spacing w:before="0" w:after="0" w:line="252" w:lineRule="auto"/>
+              <w:jc w:val="both"/>
+            </w:pPr>
+            <w:r>
+              <w:rPr>
+                <w:rFonts w:ascii="Tahoma" w:hAnsi="Tahoma" w:cs="Tahoma" w:eastAsia="Arial Unicode MS"/>
+                <w:b/>
+                <w:bCs/>
+                <w:sz w:val="22"/>
+                <w:szCs w:val="22"/>
+              </w:rPr>
+              <w:t xml:space="preserve">Résultat attendu : </w:t>
             </w:r>
             <w:r>
               <w:rPr>
@@ -4490,7 +4697,7 @@
           <w:sz w:val="24"/>
           <w:szCs w:val="24"/>
         </w:rPr>
-        <w:t xml:space="preserve"> A5.1</w:t>
+        <w:t xml:space="preserve"> A33</w:t>
       </w:r>
     </w:p>
     <w:tbl>
@@ -5206,7 +5413,7 @@
           </w:tcPr>
           <w:p>
             <w:pPr>
-              <w:spacing w:before="0" w:after="0" w:line="252" w:lineRule="auto"/>
+              <w:spacing w:before="0" w:after="60" w:line="252" w:lineRule="auto"/>
               <w:jc w:val="both"/>
             </w:pPr>
             <w:r>
@@ -5224,6 +5431,30 @@
                 <w:szCs w:val="22"/>
               </w:rPr>
               <w:t xml:space="preserve">Mobiliser l’ensemble des compétences du chapitre (objectifs spécifiques 1 à 5) et évaluer sa propre maîtrise.</w:t>
+            </w:r>
+          </w:p>
+          <w:p>
+            <w:pPr>
+              <w:spacing w:before="0" w:after="0" w:line="252" w:lineRule="auto"/>
+              <w:jc w:val="both"/>
+            </w:pPr>
+            <w:r>
+              <w:rPr>
+                <w:rFonts w:ascii="Tahoma" w:hAnsi="Tahoma" w:cs="Tahoma" w:eastAsia="Arial Unicode MS"/>
+                <w:b/>
+                <w:bCs/>
+                <w:sz w:val="22"/>
+                <w:szCs w:val="22"/>
+              </w:rPr>
+              <w:t xml:space="preserve">OS visés : </w:t>
+            </w:r>
+            <w:r>
+              <w:rPr>
+                <w:rFonts w:ascii="Tahoma" w:hAnsi="Tahoma" w:cs="Tahoma" w:eastAsia="Arial Unicode MS"/>
+                <w:sz w:val="22"/>
+                <w:szCs w:val="22"/>
+              </w:rPr>
+              <w:t xml:space="preserve">OS1, OS3</w:t>
             </w:r>
           </w:p>
         </w:tc>
@@ -5252,7 +5483,7 @@
           <w:sz w:val="24"/>
           <w:szCs w:val="24"/>
         </w:rPr>
-        <w:t xml:space="preserve"> A5.2</w:t>
+        <w:t xml:space="preserve"> B2</w:t>
       </w:r>
     </w:p>
     <w:tbl>
@@ -5900,7 +6131,7 @@
                 <w:sz w:val="20"/>
                 <w:szCs w:val="20"/>
               </w:rPr>
-              <w:t xml:space="preserve">Compétence (objectif spécifique)</w:t>
+              <w:t xml:space="preserve">Compétence (OS du syllabus)</w:t>
             </w:r>
           </w:p>
         </w:tc>
@@ -6054,7 +6285,7 @@
                 <w:sz w:val="20"/>
                 <w:szCs w:val="20"/>
               </w:rPr>
-              <w:t xml:space="preserve">Activité A1.1 ; support § 2.1</w:t>
+              <w:t xml:space="preserve">Activité A15 ; support § 2.1</w:t>
             </w:r>
           </w:p>
         </w:tc>
@@ -6079,7 +6310,7 @@
                 <w:sz w:val="20"/>
                 <w:szCs w:val="20"/>
               </w:rPr>
-              <w:t xml:space="preserve">OS2 — Stigmatisme, aplanétisme, conditions de Gauss</w:t>
+              <w:t xml:space="preserve">OS1 — Stigmatisme, aplanétisme, conditions de Gauss</w:t>
             </w:r>
           </w:p>
         </w:tc>
@@ -6139,7 +6370,7 @@
                 <w:sz w:val="20"/>
                 <w:szCs w:val="20"/>
               </w:rPr>
-              <w:t xml:space="preserve">Activité A2.1 ; support § 2.2 et 2.3</w:t>
+              <w:t xml:space="preserve">Activité A16 ; support § 2.2 et 2.3</w:t>
             </w:r>
           </w:p>
         </w:tc>
@@ -6224,7 +6455,7 @@
                 <w:sz w:val="20"/>
                 <w:szCs w:val="20"/>
               </w:rPr>
-              <w:t xml:space="preserve">Activité A3.1 ; support § 2.4</w:t>
+              <w:t xml:space="preserve">Activité A31 ; support § 2.4</w:t>
             </w:r>
           </w:p>
         </w:tc>
@@ -6249,7 +6480,7 @@
                 <w:sz w:val="20"/>
                 <w:szCs w:val="20"/>
               </w:rPr>
-              <w:t xml:space="preserve">OS4 — Miroir plan</w:t>
+              <w:t xml:space="preserve">OS3 — Miroir plan</w:t>
             </w:r>
           </w:p>
         </w:tc>
@@ -6309,7 +6540,7 @@
                 <w:sz w:val="20"/>
                 <w:szCs w:val="20"/>
               </w:rPr>
-              <w:t xml:space="preserve">Activité A4.1 ; support § 2.5</w:t>
+              <w:t xml:space="preserve">Activité A32 ; support § 2.5</w:t>
             </w:r>
           </w:p>
         </w:tc>
@@ -6334,7 +6565,7 @@
                 <w:sz w:val="20"/>
                 <w:szCs w:val="20"/>
               </w:rPr>
-              <w:t xml:space="preserve">OS5 — Dioptre plan, profondeur apparente</w:t>
+              <w:t xml:space="preserve">OS3 — Dioptre plan, profondeur apparente</w:t>
             </w:r>
           </w:p>
         </w:tc>
@@ -6394,7 +6625,7 @@
                 <w:sz w:val="20"/>
                 <w:szCs w:val="20"/>
               </w:rPr>
-              <w:t xml:space="preserve">Activité A5.1 ; support § 2.6</w:t>
+              <w:t xml:space="preserve">Activité A33 ; support § 2.6</w:t>
             </w:r>
           </w:p>
         </w:tc>
